--- a/交互产品开发/Output/实验材料/交互产品开发_实验认定表_实验1_Jobs_to_be_Done_的反弹陪练.docx
+++ b/交互产品开发/Output/实验材料/交互产品开发_实验认定表_实验1_Jobs_to_be_Done_的反弹陪练.docx
@@ -177,7 +177,7 @@
                 <w:sz w:val="24"/>
                 <w:szCs w:val="24"/>
               </w:rPr>
-              <w:t xml:space="preserve">  2</w:t>
+              <w:t xml:space="preserve">  8</w:t>
             </w:r>
           </w:p>
         </w:tc>

--- a/交互产品开发/Output/实验材料/交互产品开发_实验认定表_实验1_Jobs_to_be_Done_的反弹陪练.docx
+++ b/交互产品开发/Output/实验材料/交互产品开发_实验认定表_实验1_Jobs_to_be_Done_的反弹陪练.docx
@@ -413,10 +413,26 @@
                 <w:sz w:val="24"/>
                 <w:szCs w:val="24"/>
               </w:rPr>
-              <w:t xml:space="preserve">是（ √ ）  否（   ）</w:t>
+              <w:t xml:space="preserve">是（ </w:t>
             </w:r>
             <w:bookmarkStart w:id="11" w:name="OLE_LINK15"/>
+            <w:r>
+              <w:rPr>
+                <w:rFonts w:ascii="SimSun" w:eastAsia="SimSun" w:hAnsi="SimSun" w:cs="Times New Roman" w:hint="eastAsia"/>
+                <w:sz w:val="24"/>
+                <w:szCs w:val="24"/>
+              </w:rPr>
+              <w:t>√</w:t>
+            </w:r>
             <w:bookmarkEnd w:id="11"/>
+            <w:r>
+              <w:rPr>
+                <w:rFonts w:ascii="SimSun" w:eastAsia="SimSun" w:hAnsi="SimSun" w:cs="Times New Roman" w:hint="eastAsia"/>
+                <w:sz w:val="24"/>
+                <w:szCs w:val="24"/>
+              </w:rPr>
+              <w:t xml:space="preserve"> ）  否（   ）</w:t>
+            </w:r>
           </w:p>
         </w:tc>
       </w:tr>
@@ -568,7 +584,23 @@
                 <w:spacing w:val="-8"/>
                 <w:sz w:val="22"/>
               </w:rPr>
-              <w:t xml:space="preserve">（教材）</w:t>
+              <w:t>（</w:t>
+            </w:r>
+            <w:r>
+              <w:rPr>
+                <w:rFonts w:ascii="SimSun" w:eastAsia="SimSun" w:hAnsi="SimSun" w:cs="Times New Roman" w:hint="eastAsia"/>
+                <w:sz w:val="24"/>
+                <w:szCs w:val="24"/>
+              </w:rPr>
+              <w:t>教材</w:t>
+            </w:r>
+            <w:r>
+              <w:rPr>
+                <w:rFonts w:ascii="SimSun" w:eastAsia="SimSun" w:hAnsi="SimSun" w:cs="Times New Roman" w:hint="eastAsia"/>
+                <w:spacing w:val="-8"/>
+                <w:sz w:val="22"/>
+              </w:rPr>
+              <w:t>）</w:t>
             </w:r>
           </w:p>
         </w:tc>
